--- a/Programacion II/Kit docente/Clase 12/Quiz Clase 12 - VetCare.docx
+++ b/Programacion II/Kit docente/Clase 12/Quiz Clase 12 - VetCare.docx
@@ -155,7 +155,7 @@
           <w:color w:val="2B2B2B"/>
           <w:sz w:val="22"/>
         </w:rPr>
-        <w:t>3. En el debugger de NetBeans, ¿qué hace F7 (Step Into)?</w:t>
+        <w:t>3. En el depurador de VS Code, ¿qué hace F11 (Step Into)?</w:t>
       </w:r>
     </w:p>
     <w:p>
